--- a/Module2/Module2/Григор_Модуль2.docx
+++ b/Module2/Module2/Григор_Модуль2.docx
@@ -886,7 +886,13 @@
         <w:t xml:space="preserve"> Код программы </w:t>
       </w:r>
       <w:r>
-        <w:t xml:space="preserve">на ЯП </w:t>
+        <w:t xml:space="preserve">на </w:t>
+      </w:r>
+      <w:r>
+        <w:t>языке программирования</w:t>
+      </w:r>
+      <w:r>
+        <w:t xml:space="preserve"> </w:t>
       </w:r>
       <w:r>
         <w:rPr>
@@ -1058,6 +1064,7 @@
           <w:iCs/>
           <w:sz w:val="20"/>
           <w:szCs w:val="20"/>
+          <w:lang w:val="en-US"/>
         </w:rPr>
       </w:pPr>
       <w:r>
@@ -3282,7 +3289,13 @@
         <w:t>2.</w:t>
       </w:r>
       <w:r>
-        <w:t xml:space="preserve">2. Код программы на ЯП </w:t>
+        <w:t>2. Код программы на</w:t>
+      </w:r>
+      <w:r>
+        <w:t xml:space="preserve"> языке программирования</w:t>
+      </w:r>
+      <w:r>
+        <w:t xml:space="preserve"> </w:t>
       </w:r>
       <w:r>
         <w:rPr>
@@ -5779,7 +5792,13 @@
         <w:t xml:space="preserve">Программа </w:t>
       </w:r>
       <w:r>
-        <w:t xml:space="preserve">на ЯП </w:t>
+        <w:t>на</w:t>
+      </w:r>
+      <w:r>
+        <w:t xml:space="preserve"> языке программирования</w:t>
+      </w:r>
+      <w:r>
+        <w:t xml:space="preserve"> </w:t>
       </w:r>
       <w:r>
         <w:rPr>
@@ -7964,7 +7983,13 @@
         <w:t xml:space="preserve">. </w:t>
       </w:r>
       <w:r>
-        <w:t xml:space="preserve">Программа на ЯП </w:t>
+        <w:t xml:space="preserve">Программа на </w:t>
+      </w:r>
+      <w:r>
+        <w:t>языке программирования</w:t>
+      </w:r>
+      <w:r>
+        <w:t xml:space="preserve"> </w:t>
       </w:r>
       <w:r>
         <w:rPr>
@@ -9909,7 +9934,13 @@
         <w:t xml:space="preserve">. </w:t>
       </w:r>
       <w:r>
-        <w:t xml:space="preserve">Программа на ЯП </w:t>
+        <w:t xml:space="preserve">Программа на </w:t>
+      </w:r>
+      <w:r>
+        <w:t>языке программирования</w:t>
+      </w:r>
+      <w:r>
+        <w:t xml:space="preserve"> </w:t>
       </w:r>
       <w:r>
         <w:rPr>
@@ -11660,7 +11691,13 @@
         <w:t xml:space="preserve">. </w:t>
       </w:r>
       <w:r>
-        <w:t xml:space="preserve">Программа на ЯП </w:t>
+        <w:t xml:space="preserve">Программа на </w:t>
+      </w:r>
+      <w:r>
+        <w:t>языке программирования</w:t>
+      </w:r>
+      <w:r>
+        <w:t xml:space="preserve"> </w:t>
       </w:r>
       <w:r>
         <w:rPr>
@@ -15363,7 +15400,13 @@
         <w:t xml:space="preserve">. </w:t>
       </w:r>
       <w:r>
-        <w:t xml:space="preserve">Программа на ЯП </w:t>
+        <w:t xml:space="preserve">Программа на </w:t>
+      </w:r>
+      <w:r>
+        <w:t>языке программирования</w:t>
+      </w:r>
+      <w:r>
+        <w:t xml:space="preserve"> </w:t>
       </w:r>
       <w:r>
         <w:rPr>
@@ -20098,7 +20141,13 @@
         <w:t xml:space="preserve">. </w:t>
       </w:r>
       <w:r>
-        <w:t xml:space="preserve">Программа на ЯП </w:t>
+        <w:t xml:space="preserve">Программа на </w:t>
+      </w:r>
+      <w:r>
+        <w:t>языке программирования</w:t>
+      </w:r>
+      <w:r>
+        <w:t xml:space="preserve"> </w:t>
       </w:r>
       <w:r>
         <w:rPr>
